--- a/Working Folder/1 Xie Xiangming 谢湘铭 - A Stroll in the Lion City 狮城漫步/Errata_1. A Stroll in the Lion City v4.docx
+++ b/Working Folder/1 Xie Xiangming 谢湘铭 - A Stroll in the Lion City 狮城漫步/Errata_1. A Stroll in the Lion City v4.docx
@@ -1,6 +1,6 @@
 
 <file path=word/document.xml><?xml version="1.0" encoding="utf-8"?>
-<w:document xmlns:wpc="http://schemas.microsoft.com/office/word/2010/wordprocessingCanvas" xmlns:cx="http://schemas.microsoft.com/office/drawing/2014/chartex" xmlns:cx1="http://schemas.microsoft.com/office/drawing/2015/9/8/chartex" xmlns:cx2="http://schemas.microsoft.com/office/drawing/2015/10/21/chartex" xmlns:cx3="http://schemas.microsoft.com/office/drawing/2016/5/9/chartex" xmlns:cx4="http://schemas.microsoft.com/office/drawing/2016/5/10/chartex" xmlns:cx5="http://schemas.microsoft.com/office/drawing/2016/5/11/chartex" xmlns:cx6="http://schemas.microsoft.com/office/drawing/2016/5/12/chartex" xmlns:cx7="http://schemas.microsoft.com/office/drawing/2016/5/13/chartex" xmlns:cx8="http://schemas.microsoft.com/office/drawing/2016/5/14/chartex" xmlns:mc="http://schemas.openxmlformats.org/markup-compatibility/2006" xmlns:aink="http://schemas.microsoft.com/office/drawing/2016/ink" xmlns:am3d="http://schemas.microsoft.com/office/drawing/2017/model3d" xmlns:o="urn:schemas-microsoft-com:office:office" xmlns:r="http://schemas.openxmlformats.org/officeDocument/2006/relationships" xmlns:m="http://schemas.openxmlformats.org/officeDocument/2006/math" xmlns:v="urn:schemas-microsoft-com:vml" xmlns:wp14="http://schemas.microsoft.com/office/word/2010/wordprocessingDrawing" xmlns:wp="http://schemas.openxmlformats.org/drawingml/2006/wordprocessingDrawing" xmlns:w10="urn:schemas-microsoft-com:office:word" xmlns:w="http://schemas.openxmlformats.org/wordprocessingml/2006/main" xmlns:w14="http://schemas.microsoft.com/office/word/2010/wordml" xmlns:w15="http://schemas.microsoft.com/office/word/2012/wordml" xmlns:w16cid="http://schemas.microsoft.com/office/word/2016/wordml/cid" xmlns:w16se="http://schemas.microsoft.com/office/word/2015/wordml/symex" xmlns:wpg="http://schemas.microsoft.com/office/word/2010/wordprocessingGroup" xmlns:wpi="http://schemas.microsoft.com/office/word/2010/wordprocessingInk" xmlns:wne="http://schemas.microsoft.com/office/word/2006/wordml" xmlns:wps="http://schemas.microsoft.com/office/word/2010/wordprocessingShape" mc:Ignorable="w14 w15 w16se w16cid wp14">
+<w:document xmlns:wpc="http://schemas.microsoft.com/office/word/2010/wordprocessingCanvas" xmlns:cx="http://schemas.microsoft.com/office/drawing/2014/chartex" xmlns:cx1="http://schemas.microsoft.com/office/drawing/2015/9/8/chartex" xmlns:cx2="http://schemas.microsoft.com/office/drawing/2015/10/21/chartex" xmlns:cx3="http://schemas.microsoft.com/office/drawing/2016/5/9/chartex" xmlns:cx4="http://schemas.microsoft.com/office/drawing/2016/5/10/chartex" xmlns:cx5="http://schemas.microsoft.com/office/drawing/2016/5/11/chartex" xmlns:cx6="http://schemas.microsoft.com/office/drawing/2016/5/12/chartex" xmlns:cx7="http://schemas.microsoft.com/office/drawing/2016/5/13/chartex" xmlns:cx8="http://schemas.microsoft.com/office/drawing/2016/5/14/chartex" xmlns:mc="http://schemas.openxmlformats.org/markup-compatibility/2006" xmlns:aink="http://schemas.microsoft.com/office/drawing/2016/ink" xmlns:am3d="http://schemas.microsoft.com/office/drawing/2017/model3d" xmlns:o="urn:schemas-microsoft-com:office:office" xmlns:oel="http://schemas.microsoft.com/office/2019/extlst" xmlns:r="http://schemas.openxmlformats.org/officeDocument/2006/relationships" xmlns:m="http://schemas.openxmlformats.org/officeDocument/2006/math" xmlns:v="urn:schemas-microsoft-com:vml" xmlns:wp14="http://schemas.microsoft.com/office/word/2010/wordprocessingDrawing" xmlns:wp="http://schemas.openxmlformats.org/drawingml/2006/wordprocessingDrawing" xmlns:w10="urn:schemas-microsoft-com:office:word" xmlns:w="http://schemas.openxmlformats.org/wordprocessingml/2006/main" xmlns:w14="http://schemas.microsoft.com/office/word/2010/wordml" xmlns:w15="http://schemas.microsoft.com/office/word/2012/wordml" xmlns:w16cex="http://schemas.microsoft.com/office/word/2018/wordml/cex" xmlns:w16cid="http://schemas.microsoft.com/office/word/2016/wordml/cid" xmlns:w16="http://schemas.microsoft.com/office/word/2018/wordml" xmlns:w16du="http://schemas.microsoft.com/office/word/2023/wordml/word16du" xmlns:w16sdtdh="http://schemas.microsoft.com/office/word/2020/wordml/sdtdatahash" xmlns:w16se="http://schemas.microsoft.com/office/word/2015/wordml/symex" xmlns:wpg="http://schemas.microsoft.com/office/word/2010/wordprocessingGroup" xmlns:wpi="http://schemas.microsoft.com/office/word/2010/wordprocessingInk" xmlns:wne="http://schemas.microsoft.com/office/word/2006/wordml" xmlns:wps="http://schemas.microsoft.com/office/word/2010/wordprocessingShape" mc:Ignorable="w14 w15 w16se w16cid w16 w16cex w16sdtdh w16du wp14">
   <w:body>
     <w:p>
       <w:pPr>
@@ -194,19 +194,11 @@
               <w:ind w:left="108" w:right="168"/>
               <w:jc w:val="center"/>
             </w:pPr>
-            <w:proofErr w:type="spellStart"/>
             <w:r>
               <w:rPr>
                 <w:spacing w:val="-4"/>
               </w:rPr>
-              <w:t>Mvt</w:t>
-            </w:r>
-            <w:proofErr w:type="spellEnd"/>
-            <w:r>
-              <w:rPr>
-                <w:spacing w:val="-4"/>
-              </w:rPr>
-              <w:t>.</w:t>
+              <w:t>Mvt.</w:t>
             </w:r>
           </w:p>
         </w:tc>
@@ -219,14 +211,12 @@
               <w:pStyle w:val="TableParagraph"/>
               <w:ind w:left="118" w:right="131" w:hanging="1"/>
             </w:pPr>
-            <w:proofErr w:type="spellStart"/>
             <w:r>
               <w:rPr>
                 <w:spacing w:val="-2"/>
               </w:rPr>
               <w:t>Reh</w:t>
             </w:r>
-            <w:proofErr w:type="spellEnd"/>
             <w:r>
               <w:rPr>
                 <w:spacing w:val="-2"/>
@@ -315,6 +305,12 @@
               <w:pStyle w:val="TableParagraph"/>
               <w:ind w:left="119"/>
             </w:pPr>
+            <w:r>
+              <w:rPr>
+                <w:rFonts w:ascii="Segoe UI Symbol" w:hAnsi="Segoe UI Symbol" w:cs="Segoe UI Symbol"/>
+              </w:rPr>
+              <w:t>✓</w:t>
+            </w:r>
           </w:p>
         </w:tc>
         <w:tc>
@@ -422,6 +418,12 @@
               <w:pStyle w:val="TableParagraph"/>
               <w:ind w:left="119"/>
             </w:pPr>
+            <w:r>
+              <w:rPr>
+                <w:rFonts w:ascii="Segoe UI Symbol" w:hAnsi="Segoe UI Symbol" w:cs="Segoe UI Symbol"/>
+              </w:rPr>
+              <w:t>✓</w:t>
+            </w:r>
           </w:p>
         </w:tc>
         <w:tc>
@@ -506,13 +508,8 @@
               <w:pStyle w:val="TableParagraph"/>
               <w:ind w:left="119"/>
             </w:pPr>
-            <w:proofErr w:type="spellStart"/>
-            <w:r>
-              <w:t>Marcato</w:t>
-            </w:r>
-            <w:proofErr w:type="spellEnd"/>
-            <w:r>
-              <w:t xml:space="preserve"> on the wrong beat, should be as other instruments above</w:t>
+            <w:r>
+              <w:t>Marcato on the wrong beat, should be as other instruments above</w:t>
             </w:r>
           </w:p>
         </w:tc>
@@ -533,6 +530,12 @@
               <w:pStyle w:val="TableParagraph"/>
               <w:ind w:left="119"/>
             </w:pPr>
+            <w:r>
+              <w:rPr>
+                <w:rFonts w:ascii="Segoe UI Symbol" w:hAnsi="Segoe UI Symbol" w:cs="Segoe UI Symbol"/>
+              </w:rPr>
+              <w:t>✓</w:t>
+            </w:r>
           </w:p>
         </w:tc>
         <w:tc>
@@ -548,23 +551,7 @@
               <w:ind w:left="119"/>
             </w:pPr>
             <w:r>
-              <w:t xml:space="preserve">Sus. </w:t>
-            </w:r>
-            <w:proofErr w:type="spellStart"/>
-            <w:r>
-              <w:t>Cym</w:t>
-            </w:r>
-            <w:proofErr w:type="spellEnd"/>
-            <w:r>
-              <w:t xml:space="preserve">, </w:t>
-            </w:r>
-            <w:proofErr w:type="spellStart"/>
-            <w:r>
-              <w:t>Tamb</w:t>
-            </w:r>
-            <w:proofErr w:type="spellEnd"/>
-            <w:r>
-              <w:t>.</w:t>
+              <w:t>Sus. Cym, Tamb.</w:t>
             </w:r>
           </w:p>
         </w:tc>
@@ -649,6 +636,12 @@
               <w:pStyle w:val="TableParagraph"/>
               <w:ind w:left="119"/>
             </w:pPr>
+            <w:r>
+              <w:rPr>
+                <w:rFonts w:ascii="Segoe UI Symbol" w:hAnsi="Segoe UI Symbol" w:cs="Segoe UI Symbol"/>
+              </w:rPr>
+              <w:t>✓</w:t>
+            </w:r>
           </w:p>
         </w:tc>
         <w:tc>
@@ -728,13 +721,8 @@
               <w:ind w:left="119"/>
             </w:pPr>
             <w:r>
-              <w:t xml:space="preserve">Seems to be missing </w:t>
-            </w:r>
-            <w:proofErr w:type="spellStart"/>
-            <w:r>
-              <w:t>marcatos</w:t>
-            </w:r>
-            <w:proofErr w:type="spellEnd"/>
+              <w:t>Seems to be missing marcatos</w:t>
+            </w:r>
           </w:p>
         </w:tc>
       </w:tr>
@@ -754,6 +742,12 @@
               <w:pStyle w:val="TableParagraph"/>
               <w:ind w:left="119"/>
             </w:pPr>
+            <w:r>
+              <w:rPr>
+                <w:rFonts w:ascii="Segoe UI Symbol" w:hAnsi="Segoe UI Symbol" w:cs="Segoe UI Symbol"/>
+              </w:rPr>
+              <w:t>✓</w:t>
+            </w:r>
           </w:p>
         </w:tc>
         <w:tc>
@@ -772,13 +766,8 @@
               <w:t>Plucked strings</w:t>
             </w:r>
             <w:r>
-              <w:t xml:space="preserve">, </w:t>
-            </w:r>
-            <w:proofErr w:type="spellStart"/>
-            <w:r>
-              <w:t>bangu</w:t>
-            </w:r>
-            <w:proofErr w:type="spellEnd"/>
+              <w:t>, bangu</w:t>
+            </w:r>
           </w:p>
         </w:tc>
         <w:tc>
@@ -841,13 +830,8 @@
               <w:ind w:left="119"/>
             </w:pPr>
             <w:r>
-              <w:t xml:space="preserve">Hairpin lengths not </w:t>
-            </w:r>
-            <w:proofErr w:type="spellStart"/>
-            <w:r>
-              <w:t>standardised</w:t>
-            </w:r>
-            <w:proofErr w:type="spellEnd"/>
+              <w:t>Hairpin lengths not standardised</w:t>
+            </w:r>
           </w:p>
         </w:tc>
       </w:tr>
@@ -867,6 +851,12 @@
               <w:pStyle w:val="TableParagraph"/>
               <w:ind w:left="119"/>
             </w:pPr>
+            <w:r>
+              <w:rPr>
+                <w:rFonts w:ascii="Segoe UI Symbol" w:hAnsi="Segoe UI Symbol" w:cs="Segoe UI Symbol"/>
+              </w:rPr>
+              <w:t>✓</w:t>
+            </w:r>
           </w:p>
         </w:tc>
         <w:tc>
@@ -881,11 +871,9 @@
               <w:pStyle w:val="TableParagraph"/>
               <w:ind w:left="119"/>
             </w:pPr>
-            <w:proofErr w:type="spellStart"/>
             <w:r>
               <w:t>ZYSh</w:t>
             </w:r>
-            <w:proofErr w:type="spellEnd"/>
           </w:p>
         </w:tc>
         <w:tc>
@@ -950,6 +938,12 @@
             <w:r>
               <w:t>Hairpin should start from first beat? As other instruments</w:t>
             </w:r>
+          </w:p>
+          <w:p>
+            <w:pPr>
+              <w:pStyle w:val="TableParagraph"/>
+              <w:ind w:left="119"/>
+            </w:pPr>
           </w:p>
         </w:tc>
       </w:tr>
@@ -969,6 +963,12 @@
               <w:pStyle w:val="TableParagraph"/>
               <w:ind w:left="119"/>
             </w:pPr>
+            <w:r>
+              <w:rPr>
+                <w:rFonts w:ascii="Segoe UI Symbol" w:hAnsi="Segoe UI Symbol" w:cs="Segoe UI Symbol"/>
+              </w:rPr>
+              <w:t>✓</w:t>
+            </w:r>
           </w:p>
         </w:tc>
         <w:tc>
@@ -993,18 +993,10 @@
               <w:ind w:left="119"/>
             </w:pPr>
             <w:r>
-              <w:t xml:space="preserve">EH I, </w:t>
-            </w:r>
-            <w:proofErr w:type="spellStart"/>
-            <w:r>
-              <w:t>Ban</w:t>
-            </w:r>
-            <w:r>
-              <w:t>gu</w:t>
-            </w:r>
-            <w:proofErr w:type="spellEnd"/>
-            <w:r>
-              <w:t>, Wb</w:t>
+              <w:t>EH I, Ban</w:t>
+            </w:r>
+            <w:r>
+              <w:t>gu, Wb</w:t>
             </w:r>
           </w:p>
         </w:tc>
@@ -1070,6 +1062,18 @@
             <w:r>
               <w:t>Hairpin lengths</w:t>
             </w:r>
+          </w:p>
+          <w:p>
+            <w:pPr>
+              <w:pStyle w:val="TableParagraph"/>
+              <w:ind w:left="119"/>
+            </w:pPr>
+          </w:p>
+          <w:p>
+            <w:pPr>
+              <w:pStyle w:val="TableParagraph"/>
+              <w:ind w:left="119"/>
+            </w:pPr>
           </w:p>
         </w:tc>
       </w:tr>
@@ -1089,6 +1093,12 @@
               <w:pStyle w:val="TableParagraph"/>
               <w:ind w:left="119"/>
             </w:pPr>
+            <w:r>
+              <w:rPr>
+                <w:rFonts w:ascii="Segoe UI Symbol" w:hAnsi="Segoe UI Symbol" w:cs="Segoe UI Symbol"/>
+              </w:rPr>
+              <w:t>✓</w:t>
+            </w:r>
           </w:p>
         </w:tc>
         <w:tc>
@@ -1103,19 +1113,9 @@
               <w:pStyle w:val="TableParagraph"/>
               <w:ind w:left="119"/>
             </w:pPr>
-            <w:proofErr w:type="spellStart"/>
-            <w:r>
-              <w:t>Vc</w:t>
-            </w:r>
-            <w:proofErr w:type="spellEnd"/>
-            <w:r>
-              <w:t xml:space="preserve">, </w:t>
-            </w:r>
-            <w:proofErr w:type="spellStart"/>
-            <w:r>
-              <w:t>Cb</w:t>
-            </w:r>
-            <w:proofErr w:type="spellEnd"/>
+            <w:r>
+              <w:t>Vc, Cb</w:t>
+            </w:r>
           </w:p>
         </w:tc>
         <w:tc>
@@ -1177,13 +1177,8 @@
               <w:pStyle w:val="TableParagraph"/>
               <w:ind w:left="119"/>
             </w:pPr>
-            <w:proofErr w:type="spellStart"/>
-            <w:r>
-              <w:t>Staccatissimo</w:t>
-            </w:r>
-            <w:proofErr w:type="spellEnd"/>
-            <w:r>
-              <w:t xml:space="preserve"> misspelled</w:t>
+            <w:r>
+              <w:t>Staccatissimo misspelled</w:t>
             </w:r>
           </w:p>
         </w:tc>
@@ -1204,6 +1199,12 @@
               <w:pStyle w:val="TableParagraph"/>
               <w:ind w:left="119"/>
             </w:pPr>
+            <w:r>
+              <w:rPr>
+                <w:rFonts w:ascii="Segoe UI Symbol" w:hAnsi="Segoe UI Symbol" w:cs="Segoe UI Symbol"/>
+              </w:rPr>
+              <w:t>✓</w:t>
+            </w:r>
           </w:p>
         </w:tc>
         <w:tc>
@@ -1304,6 +1305,12 @@
               <w:pStyle w:val="TableParagraph"/>
               <w:ind w:left="119"/>
             </w:pPr>
+            <w:r>
+              <w:rPr>
+                <w:rFonts w:ascii="Segoe UI Symbol" w:hAnsi="Segoe UI Symbol" w:cs="Segoe UI Symbol"/>
+              </w:rPr>
+              <w:t>✓</w:t>
+            </w:r>
           </w:p>
         </w:tc>
         <w:tc>
@@ -1319,21 +1326,8 @@
               <w:ind w:left="119"/>
             </w:pPr>
             <w:r>
-              <w:t xml:space="preserve">EH I, </w:t>
-            </w:r>
-            <w:proofErr w:type="spellStart"/>
-            <w:r>
-              <w:t>Vc</w:t>
-            </w:r>
-            <w:proofErr w:type="spellEnd"/>
-            <w:r>
-              <w:t xml:space="preserve">, </w:t>
-            </w:r>
-            <w:proofErr w:type="spellStart"/>
-            <w:r>
-              <w:t>Cb</w:t>
-            </w:r>
-            <w:proofErr w:type="spellEnd"/>
+              <w:t>EH I, Vc, Cb</w:t>
+            </w:r>
           </w:p>
         </w:tc>
         <w:tc>
@@ -1417,6 +1411,12 @@
               <w:pStyle w:val="TableParagraph"/>
               <w:ind w:left="119"/>
             </w:pPr>
+            <w:r>
+              <w:rPr>
+                <w:rFonts w:ascii="Segoe UI Symbol" w:hAnsi="Segoe UI Symbol" w:cs="Segoe UI Symbol"/>
+              </w:rPr>
+              <w:t>✓</w:t>
+            </w:r>
           </w:p>
         </w:tc>
         <w:tc>
@@ -1517,6 +1517,12 @@
               <w:pStyle w:val="TableParagraph"/>
               <w:ind w:left="119"/>
             </w:pPr>
+            <w:r>
+              <w:rPr>
+                <w:rFonts w:ascii="Segoe UI Symbol" w:hAnsi="Segoe UI Symbol" w:cs="Segoe UI Symbol"/>
+              </w:rPr>
+              <w:t>✓</w:t>
+            </w:r>
           </w:p>
         </w:tc>
         <w:tc>
@@ -1617,6 +1623,12 @@
               <w:pStyle w:val="TableParagraph"/>
               <w:ind w:left="119"/>
             </w:pPr>
+            <w:r>
+              <w:rPr>
+                <w:rFonts w:ascii="Segoe UI Symbol" w:hAnsi="Segoe UI Symbol" w:cs="Segoe UI Symbol"/>
+              </w:rPr>
+              <w:t>✓</w:t>
+            </w:r>
           </w:p>
         </w:tc>
         <w:tc>
@@ -1631,19 +1643,9 @@
               <w:pStyle w:val="TableParagraph"/>
               <w:ind w:left="119"/>
             </w:pPr>
-            <w:proofErr w:type="spellStart"/>
-            <w:r>
-              <w:t>GYSh</w:t>
-            </w:r>
-            <w:proofErr w:type="spellEnd"/>
-            <w:r>
-              <w:t xml:space="preserve">, </w:t>
-            </w:r>
-            <w:proofErr w:type="spellStart"/>
-            <w:r>
-              <w:t>ZYSh</w:t>
-            </w:r>
-            <w:proofErr w:type="spellEnd"/>
+            <w:r>
+              <w:t>GYSh, ZYSh</w:t>
+            </w:r>
           </w:p>
         </w:tc>
         <w:tc>
@@ -1727,6 +1729,12 @@
               <w:pStyle w:val="TableParagraph"/>
               <w:ind w:left="119"/>
             </w:pPr>
+            <w:r>
+              <w:rPr>
+                <w:rFonts w:ascii="Segoe UI Symbol" w:hAnsi="Segoe UI Symbol" w:cs="Segoe UI Symbol"/>
+              </w:rPr>
+              <w:t>✓</w:t>
+            </w:r>
           </w:p>
         </w:tc>
         <w:tc>
@@ -1827,6 +1835,12 @@
               <w:pStyle w:val="TableParagraph"/>
               <w:ind w:left="119"/>
             </w:pPr>
+            <w:r>
+              <w:rPr>
+                <w:rFonts w:ascii="Segoe UI Symbol" w:hAnsi="Segoe UI Symbol" w:cs="Segoe UI Symbol"/>
+              </w:rPr>
+              <w:t>✓</w:t>
+            </w:r>
           </w:p>
         </w:tc>
         <w:tc>
@@ -1841,11 +1855,9 @@
               <w:pStyle w:val="TableParagraph"/>
               <w:ind w:left="119"/>
             </w:pPr>
-            <w:proofErr w:type="spellStart"/>
             <w:r>
               <w:t>ZYSh</w:t>
             </w:r>
-            <w:proofErr w:type="spellEnd"/>
           </w:p>
         </w:tc>
         <w:tc>
@@ -1929,6 +1941,12 @@
               <w:pStyle w:val="TableParagraph"/>
               <w:ind w:left="119"/>
             </w:pPr>
+            <w:r>
+              <w:rPr>
+                <w:rFonts w:ascii="Segoe UI Symbol" w:hAnsi="Segoe UI Symbol" w:cs="Segoe UI Symbol"/>
+              </w:rPr>
+              <w:t>✓</w:t>
+            </w:r>
           </w:p>
         </w:tc>
         <w:tc>
@@ -2010,13 +2028,8 @@
               <w:pStyle w:val="TableParagraph"/>
               <w:ind w:left="119"/>
             </w:pPr>
-            <w:proofErr w:type="spellStart"/>
-            <w:r>
-              <w:t>Marcato</w:t>
-            </w:r>
-            <w:proofErr w:type="spellEnd"/>
-            <w:r>
-              <w:t xml:space="preserve"> on the wrong beat, should be as other instruments above</w:t>
+            <w:r>
+              <w:t>Marcato on the wrong beat, should be as other instruments above</w:t>
             </w:r>
           </w:p>
         </w:tc>
@@ -2037,6 +2050,12 @@
               <w:pStyle w:val="TableParagraph"/>
               <w:ind w:left="119"/>
             </w:pPr>
+            <w:r>
+              <w:rPr>
+                <w:rFonts w:ascii="Segoe UI Symbol" w:hAnsi="Segoe UI Symbol" w:cs="Segoe UI Symbol"/>
+              </w:rPr>
+              <w:t>✓</w:t>
+            </w:r>
           </w:p>
         </w:tc>
         <w:tc>
@@ -2124,17 +2143,8 @@
                 <w:rFonts w:eastAsiaTheme="minorEastAsia"/>
                 <w:lang w:val="en-SG" w:eastAsia="zh-CN"/>
               </w:rPr>
-              <w:t xml:space="preserve">Seems to be missing </w:t>
-            </w:r>
-            <w:proofErr w:type="spellStart"/>
-            <w:r>
-              <w:rPr>
-                <w:rFonts w:eastAsiaTheme="minorEastAsia"/>
-                <w:lang w:val="en-SG" w:eastAsia="zh-CN"/>
-              </w:rPr>
-              <w:t>marcatos</w:t>
-            </w:r>
-            <w:proofErr w:type="spellEnd"/>
+              <w:t>Seems to be missing marcatos</w:t>
+            </w:r>
           </w:p>
         </w:tc>
       </w:tr>
@@ -2154,6 +2164,12 @@
               <w:pStyle w:val="TableParagraph"/>
               <w:ind w:left="119"/>
             </w:pPr>
+            <w:r>
+              <w:rPr>
+                <w:rFonts w:ascii="Segoe UI Symbol" w:hAnsi="Segoe UI Symbol" w:cs="Segoe UI Symbol"/>
+              </w:rPr>
+              <w:t>✓</w:t>
+            </w:r>
           </w:p>
         </w:tc>
         <w:tc>
@@ -2235,7 +2251,6 @@
             <w:r>
               <w:t xml:space="preserve">Able to optimize the staff spacing so that the </w:t>
             </w:r>
-            <w:proofErr w:type="spellStart"/>
             <w:r>
               <w:rPr>
                 <w:b/>
@@ -2243,7 +2258,6 @@
               </w:rPr>
               <w:t>sfz</w:t>
             </w:r>
-            <w:proofErr w:type="spellEnd"/>
             <w:r>
               <w:t xml:space="preserve"> can align with the other instruments?</w:t>
             </w:r>
@@ -2266,6 +2280,12 @@
               <w:pStyle w:val="TableParagraph"/>
               <w:ind w:left="119"/>
             </w:pPr>
+            <w:r>
+              <w:rPr>
+                <w:rFonts w:ascii="Segoe UI Symbol" w:hAnsi="Segoe UI Symbol" w:cs="Segoe UI Symbol"/>
+              </w:rPr>
+              <w:t>✓</w:t>
+            </w:r>
           </w:p>
         </w:tc>
         <w:tc>
@@ -2281,7 +2301,11 @@
               <w:ind w:left="119"/>
             </w:pPr>
             <w:r>
-              <w:t>Bowed strings</w:t>
+              <w:t xml:space="preserve">Bowed </w:t>
+            </w:r>
+            <w:r>
+              <w:lastRenderedPageBreak/>
+              <w:t>strings</w:t>
             </w:r>
           </w:p>
         </w:tc>
@@ -2366,6 +2390,12 @@
               <w:pStyle w:val="TableParagraph"/>
               <w:ind w:left="119"/>
             </w:pPr>
+            <w:r>
+              <w:rPr>
+                <w:rFonts w:ascii="Segoe UI Symbol" w:hAnsi="Segoe UI Symbol" w:cs="Segoe UI Symbol"/>
+              </w:rPr>
+              <w:t>✓</w:t>
+            </w:r>
           </w:p>
         </w:tc>
         <w:tc>
@@ -2463,6 +2493,9 @@
               <w:pStyle w:val="TableParagraph"/>
               <w:ind w:left="119"/>
             </w:pPr>
+            <w:r>
+              <w:t>–</w:t>
+            </w:r>
           </w:p>
         </w:tc>
         <w:tc>
@@ -2536,13 +2569,23 @@
               <w:ind w:left="119"/>
             </w:pPr>
             <w:r>
-              <w:t xml:space="preserve">What’s the practice for hairpin lengths that last till the end of the bar? E.g. bar 80 for DYSN and bar 90 for </w:t>
-            </w:r>
-            <w:proofErr w:type="spellStart"/>
-            <w:r>
-              <w:t>XinD</w:t>
-            </w:r>
-            <w:proofErr w:type="spellEnd"/>
+              <w:t>What’s the practice for hairpin lengths that last till the end of the bar? E.g. bar 80 for DYSN and bar 90 for XinD</w:t>
+            </w:r>
+          </w:p>
+          <w:p>
+            <w:pPr>
+              <w:pStyle w:val="TableParagraph"/>
+              <w:ind w:left="119"/>
+              <w:rPr>
+                <w:color w:val="FF6699"/>
+              </w:rPr>
+            </w:pPr>
+            <w:r>
+              <w:rPr>
+                <w:color w:val="FF6699"/>
+              </w:rPr>
+              <w:t xml:space="preserve">Composer uses it a lot to indicate a general decrescendo or “fade”. </w:t>
+            </w:r>
           </w:p>
         </w:tc>
       </w:tr>
@@ -2562,6 +2605,12 @@
               <w:pStyle w:val="TableParagraph"/>
               <w:ind w:left="119"/>
             </w:pPr>
+            <w:r>
+              <w:rPr>
+                <w:rFonts w:ascii="Segoe UI Symbol" w:hAnsi="Segoe UI Symbol" w:cs="Segoe UI Symbol"/>
+              </w:rPr>
+              <w:t>✓</w:t>
+            </w:r>
           </w:p>
         </w:tc>
         <w:tc>
@@ -2635,15 +2684,47 @@
               <w:ind w:left="119"/>
             </w:pPr>
             <w:r>
-              <w:t xml:space="preserve">What’s the practice for the position of the names when listing an instrument change? Some instrument change text </w:t>
-            </w:r>
-            <w:proofErr w:type="gramStart"/>
-            <w:r>
-              <w:t>are</w:t>
-            </w:r>
-            <w:proofErr w:type="gramEnd"/>
-            <w:r>
-              <w:t xml:space="preserve"> in the same bar as the entry, others are many bars before</w:t>
+              <w:t>What’s the practice for the position of the names when listing an instrument change? Some instrument change text are in the same bar as the entry, others are many bars before</w:t>
+            </w:r>
+            <w:r>
+              <w:t>.</w:t>
+            </w:r>
+          </w:p>
+          <w:p>
+            <w:pPr>
+              <w:pStyle w:val="TableParagraph"/>
+              <w:ind w:left="119"/>
+              <w:rPr>
+                <w:rFonts w:eastAsiaTheme="minorEastAsia" w:hint="eastAsia"/>
+                <w:color w:val="FF6699"/>
+                <w:lang w:eastAsia="zh-CN"/>
+              </w:rPr>
+            </w:pPr>
+            <w:r>
+              <w:rPr>
+                <w:color w:val="FF6699"/>
+              </w:rPr>
+              <w:t xml:space="preserve">It should normally be same bar as entry. However, it may be the bar before if there </w:t>
+            </w:r>
+            <w:r>
+              <w:rPr>
+                <w:color w:val="FF6699"/>
+              </w:rPr>
+              <w:t>would be</w:t>
+            </w:r>
+            <w:r>
+              <w:rPr>
+                <w:color w:val="FF6699"/>
+              </w:rPr>
+              <w:t xml:space="preserve"> spacing issues. I’ve touched it up to be on entry</w:t>
+            </w:r>
+            <w:r>
+              <w:rPr>
+                <w:rFonts w:eastAsiaTheme="minorEastAsia" w:hint="eastAsia"/>
+                <w:color w:val="FF6699"/>
+                <w:lang w:eastAsia="zh-CN"/>
+              </w:rPr>
+              <w:t>.</w:t>
             </w:r>
           </w:p>
         </w:tc>
@@ -2664,6 +2745,9 @@
               <w:pStyle w:val="TableParagraph"/>
               <w:ind w:left="119"/>
             </w:pPr>
+            <w:r>
+              <w:t>–</w:t>
+            </w:r>
           </w:p>
         </w:tc>
         <w:tc>
@@ -2765,6 +2849,21 @@
             </w:r>
             <w:r>
               <w:t>the one with music)</w:t>
+            </w:r>
+          </w:p>
+          <w:p>
+            <w:pPr>
+              <w:pStyle w:val="TableParagraph"/>
+              <w:ind w:left="119"/>
+              <w:rPr>
+                <w:color w:val="FF6699"/>
+              </w:rPr>
+            </w:pPr>
+            <w:r>
+              <w:rPr>
+                <w:color w:val="FF6699"/>
+              </w:rPr>
+              <w:t>Based on Elaine Gould’s Behind Bars, dynamics are located on the bottom-half of a grand staff if there is nothing played in the upper staff.</w:t>
             </w:r>
           </w:p>
         </w:tc>
@@ -2785,6 +2884,12 @@
               <w:pStyle w:val="TableParagraph"/>
               <w:ind w:left="119"/>
             </w:pPr>
+            <w:r>
+              <w:rPr>
+                <w:rFonts w:ascii="Segoe UI Symbol" w:hAnsi="Segoe UI Symbol" w:cs="Segoe UI Symbol"/>
+              </w:rPr>
+              <w:t>✓</w:t>
+            </w:r>
           </w:p>
         </w:tc>
         <w:tc>
@@ -2858,47 +2963,7 @@
               <w:ind w:left="119"/>
             </w:pPr>
             <w:r>
-              <w:t xml:space="preserve">Instrument names in Chinese and English do not match. The Chinese written is </w:t>
-            </w:r>
-            <w:proofErr w:type="spellStart"/>
-            <w:r>
-              <w:t>Zhongguo</w:t>
-            </w:r>
-            <w:proofErr w:type="spellEnd"/>
-            <w:r>
-              <w:t xml:space="preserve"> Xiaobo and </w:t>
-            </w:r>
-            <w:proofErr w:type="spellStart"/>
-            <w:r>
-              <w:t>Zhongguo</w:t>
-            </w:r>
-            <w:proofErr w:type="spellEnd"/>
-            <w:r>
-              <w:t xml:space="preserve"> </w:t>
-            </w:r>
-            <w:proofErr w:type="spellStart"/>
-            <w:r>
-              <w:t>Dabo</w:t>
-            </w:r>
-            <w:proofErr w:type="spellEnd"/>
-            <w:r>
-              <w:t xml:space="preserve">, whereas the English is </w:t>
-            </w:r>
-            <w:proofErr w:type="spellStart"/>
-            <w:r>
-              <w:t>Xiaoluo</w:t>
-            </w:r>
-            <w:proofErr w:type="spellEnd"/>
-            <w:r>
-              <w:t xml:space="preserve">, </w:t>
-            </w:r>
-            <w:proofErr w:type="spellStart"/>
-            <w:r>
-              <w:t>Daluo</w:t>
-            </w:r>
-            <w:proofErr w:type="spellEnd"/>
-            <w:r>
-              <w:t>.</w:t>
+              <w:t>Instrument names in Chinese and English do not match. The Chinese written is Zhongguo Xiaobo and Zhongguo Dabo, whereas the English is Xiaoluo, Daluo.</w:t>
             </w:r>
           </w:p>
           <w:p>
@@ -2910,13 +2975,8 @@
                 <w:lang w:val="en-SG" w:eastAsia="zh-CN"/>
               </w:rPr>
             </w:pPr>
-            <w:proofErr w:type="gramStart"/>
-            <w:r>
-              <w:t>Also</w:t>
-            </w:r>
-            <w:proofErr w:type="gramEnd"/>
-            <w:r>
-              <w:t xml:space="preserve"> can remove the words </w:t>
+            <w:r>
+              <w:t xml:space="preserve">Also can remove the words </w:t>
             </w:r>
             <w:r>
               <w:rPr>
@@ -3011,12 +3071,8 @@
       </w:pPr>
     </w:p>
     <w:sectPr>
-      <w:headerReference w:type="even" r:id="rId6"/>
-      <w:headerReference w:type="default" r:id="rId7"/>
-      <w:footerReference w:type="even" r:id="rId8"/>
-      <w:footerReference w:type="default" r:id="rId9"/>
-      <w:headerReference w:type="first" r:id="rId10"/>
-      <w:footerReference w:type="first" r:id="rId11"/>
+      <w:headerReference w:type="default" r:id="rId6"/>
+      <w:footerReference w:type="default" r:id="rId7"/>
       <w:type w:val="continuous"/>
       <w:pgSz w:w="12240" w:h="15840" w:code="1"/>
       <w:pgMar w:top="658" w:right="249" w:bottom="278" w:left="601" w:header="720" w:footer="720" w:gutter="0"/>
@@ -3027,7 +3083,7 @@
 </file>
 
 <file path=word/endnotes.xml><?xml version="1.0" encoding="utf-8"?>
-<w:endnotes xmlns:wpc="http://schemas.microsoft.com/office/word/2010/wordprocessingCanvas" xmlns:cx="http://schemas.microsoft.com/office/drawing/2014/chartex" xmlns:cx1="http://schemas.microsoft.com/office/drawing/2015/9/8/chartex" xmlns:cx2="http://schemas.microsoft.com/office/drawing/2015/10/21/chartex" xmlns:cx3="http://schemas.microsoft.com/office/drawing/2016/5/9/chartex" xmlns:cx4="http://schemas.microsoft.com/office/drawing/2016/5/10/chartex" xmlns:cx5="http://schemas.microsoft.com/office/drawing/2016/5/11/chartex" xmlns:cx6="http://schemas.microsoft.com/office/drawing/2016/5/12/chartex" xmlns:cx7="http://schemas.microsoft.com/office/drawing/2016/5/13/chartex" xmlns:cx8="http://schemas.microsoft.com/office/drawing/2016/5/14/chartex" xmlns:mc="http://schemas.openxmlformats.org/markup-compatibility/2006" xmlns:aink="http://schemas.microsoft.com/office/drawing/2016/ink" xmlns:am3d="http://schemas.microsoft.com/office/drawing/2017/model3d" xmlns:o="urn:schemas-microsoft-com:office:office" xmlns:r="http://schemas.openxmlformats.org/officeDocument/2006/relationships" xmlns:m="http://schemas.openxmlformats.org/officeDocument/2006/math" xmlns:v="urn:schemas-microsoft-com:vml" xmlns:wp14="http://schemas.microsoft.com/office/word/2010/wordprocessingDrawing" xmlns:wp="http://schemas.openxmlformats.org/drawingml/2006/wordprocessingDrawing" xmlns:w10="urn:schemas-microsoft-com:office:word" xmlns:w="http://schemas.openxmlformats.org/wordprocessingml/2006/main" xmlns:w14="http://schemas.microsoft.com/office/word/2010/wordml" xmlns:w15="http://schemas.microsoft.com/office/word/2012/wordml" xmlns:w16cid="http://schemas.microsoft.com/office/word/2016/wordml/cid" xmlns:w16se="http://schemas.microsoft.com/office/word/2015/wordml/symex" xmlns:wpg="http://schemas.microsoft.com/office/word/2010/wordprocessingGroup" xmlns:wpi="http://schemas.microsoft.com/office/word/2010/wordprocessingInk" xmlns:wne="http://schemas.microsoft.com/office/word/2006/wordml" xmlns:wps="http://schemas.microsoft.com/office/word/2010/wordprocessingShape" mc:Ignorable="w14 w15 w16se w16cid wp14">
+<w:endnotes xmlns:wpc="http://schemas.microsoft.com/office/word/2010/wordprocessingCanvas" xmlns:cx="http://schemas.microsoft.com/office/drawing/2014/chartex" xmlns:cx1="http://schemas.microsoft.com/office/drawing/2015/9/8/chartex" xmlns:cx2="http://schemas.microsoft.com/office/drawing/2015/10/21/chartex" xmlns:cx3="http://schemas.microsoft.com/office/drawing/2016/5/9/chartex" xmlns:cx4="http://schemas.microsoft.com/office/drawing/2016/5/10/chartex" xmlns:cx5="http://schemas.microsoft.com/office/drawing/2016/5/11/chartex" xmlns:cx6="http://schemas.microsoft.com/office/drawing/2016/5/12/chartex" xmlns:cx7="http://schemas.microsoft.com/office/drawing/2016/5/13/chartex" xmlns:cx8="http://schemas.microsoft.com/office/drawing/2016/5/14/chartex" xmlns:mc="http://schemas.openxmlformats.org/markup-compatibility/2006" xmlns:aink="http://schemas.microsoft.com/office/drawing/2016/ink" xmlns:am3d="http://schemas.microsoft.com/office/drawing/2017/model3d" xmlns:o="urn:schemas-microsoft-com:office:office" xmlns:oel="http://schemas.microsoft.com/office/2019/extlst" xmlns:r="http://schemas.openxmlformats.org/officeDocument/2006/relationships" xmlns:m="http://schemas.openxmlformats.org/officeDocument/2006/math" xmlns:v="urn:schemas-microsoft-com:vml" xmlns:wp14="http://schemas.microsoft.com/office/word/2010/wordprocessingDrawing" xmlns:wp="http://schemas.openxmlformats.org/drawingml/2006/wordprocessingDrawing" xmlns:w10="urn:schemas-microsoft-com:office:word" xmlns:w="http://schemas.openxmlformats.org/wordprocessingml/2006/main" xmlns:w14="http://schemas.microsoft.com/office/word/2010/wordml" xmlns:w15="http://schemas.microsoft.com/office/word/2012/wordml" xmlns:w16cex="http://schemas.microsoft.com/office/word/2018/wordml/cex" xmlns:w16cid="http://schemas.microsoft.com/office/word/2016/wordml/cid" xmlns:w16="http://schemas.microsoft.com/office/word/2018/wordml" xmlns:w16du="http://schemas.microsoft.com/office/word/2023/wordml/word16du" xmlns:w16sdtdh="http://schemas.microsoft.com/office/word/2020/wordml/sdtdatahash" xmlns:w16se="http://schemas.microsoft.com/office/word/2015/wordml/symex" xmlns:wpg="http://schemas.microsoft.com/office/word/2010/wordprocessingGroup" xmlns:wpi="http://schemas.microsoft.com/office/word/2010/wordprocessingInk" xmlns:wne="http://schemas.microsoft.com/office/word/2006/wordml" xmlns:wps="http://schemas.microsoft.com/office/word/2010/wordprocessingShape" mc:Ignorable="w14 w15 w16se w16cid w16 w16cex w16sdtdh w16du wp14">
   <w:endnote w:type="separator" w:id="-1">
     <w:p>
       <w:r>
@@ -3046,17 +3102,7 @@
 </file>
 
 <file path=word/footer1.xml><?xml version="1.0" encoding="utf-8"?>
-<w:ftr xmlns:wpc="http://schemas.microsoft.com/office/word/2010/wordprocessingCanvas" xmlns:cx="http://schemas.microsoft.com/office/drawing/2014/chartex" xmlns:cx1="http://schemas.microsoft.com/office/drawing/2015/9/8/chartex" xmlns:cx2="http://schemas.microsoft.com/office/drawing/2015/10/21/chartex" xmlns:cx3="http://schemas.microsoft.com/office/drawing/2016/5/9/chartex" xmlns:cx4="http://schemas.microsoft.com/office/drawing/2016/5/10/chartex" xmlns:cx5="http://schemas.microsoft.com/office/drawing/2016/5/11/chartex" xmlns:cx6="http://schemas.microsoft.com/office/drawing/2016/5/12/chartex" xmlns:cx7="http://schemas.microsoft.com/office/drawing/2016/5/13/chartex" xmlns:cx8="http://schemas.microsoft.com/office/drawing/2016/5/14/chartex" xmlns:mc="http://schemas.openxmlformats.org/markup-compatibility/2006" xmlns:aink="http://schemas.microsoft.com/office/drawing/2016/ink" xmlns:am3d="http://schemas.microsoft.com/office/drawing/2017/model3d" xmlns:o="urn:schemas-microsoft-com:office:office" xmlns:r="http://schemas.openxmlformats.org/officeDocument/2006/relationships" xmlns:m="http://schemas.openxmlformats.org/officeDocument/2006/math" xmlns:v="urn:schemas-microsoft-com:vml" xmlns:wp14="http://schemas.microsoft.com/office/word/2010/wordprocessingDrawing" xmlns:wp="http://schemas.openxmlformats.org/drawingml/2006/wordprocessingDrawing" xmlns:w10="urn:schemas-microsoft-com:office:word" xmlns:w="http://schemas.openxmlformats.org/wordprocessingml/2006/main" xmlns:w14="http://schemas.microsoft.com/office/word/2010/wordml" xmlns:w15="http://schemas.microsoft.com/office/word/2012/wordml" xmlns:w16cid="http://schemas.microsoft.com/office/word/2016/wordml/cid" xmlns:w16se="http://schemas.microsoft.com/office/word/2015/wordml/symex" xmlns:wpg="http://schemas.microsoft.com/office/word/2010/wordprocessingGroup" xmlns:wpi="http://schemas.microsoft.com/office/word/2010/wordprocessingInk" xmlns:wne="http://schemas.microsoft.com/office/word/2006/wordml" xmlns:wps="http://schemas.microsoft.com/office/word/2010/wordprocessingShape" mc:Ignorable="w14 w15 w16se w16cid wp14">
-  <w:p>
-    <w:pPr>
-      <w:pStyle w:val="Footer"/>
-    </w:pPr>
-  </w:p>
-</w:ftr>
-</file>
-
-<file path=word/footer2.xml><?xml version="1.0" encoding="utf-8"?>
-<w:ftr xmlns:wpc="http://schemas.microsoft.com/office/word/2010/wordprocessingCanvas" xmlns:cx="http://schemas.microsoft.com/office/drawing/2014/chartex" xmlns:cx1="http://schemas.microsoft.com/office/drawing/2015/9/8/chartex" xmlns:cx2="http://schemas.microsoft.com/office/drawing/2015/10/21/chartex" xmlns:cx3="http://schemas.microsoft.com/office/drawing/2016/5/9/chartex" xmlns:cx4="http://schemas.microsoft.com/office/drawing/2016/5/10/chartex" xmlns:cx5="http://schemas.microsoft.com/office/drawing/2016/5/11/chartex" xmlns:cx6="http://schemas.microsoft.com/office/drawing/2016/5/12/chartex" xmlns:cx7="http://schemas.microsoft.com/office/drawing/2016/5/13/chartex" xmlns:cx8="http://schemas.microsoft.com/office/drawing/2016/5/14/chartex" xmlns:mc="http://schemas.openxmlformats.org/markup-compatibility/2006" xmlns:aink="http://schemas.microsoft.com/office/drawing/2016/ink" xmlns:am3d="http://schemas.microsoft.com/office/drawing/2017/model3d" xmlns:o="urn:schemas-microsoft-com:office:office" xmlns:r="http://schemas.openxmlformats.org/officeDocument/2006/relationships" xmlns:m="http://schemas.openxmlformats.org/officeDocument/2006/math" xmlns:v="urn:schemas-microsoft-com:vml" xmlns:wp14="http://schemas.microsoft.com/office/word/2010/wordprocessingDrawing" xmlns:wp="http://schemas.openxmlformats.org/drawingml/2006/wordprocessingDrawing" xmlns:w10="urn:schemas-microsoft-com:office:word" xmlns:w="http://schemas.openxmlformats.org/wordprocessingml/2006/main" xmlns:w14="http://schemas.microsoft.com/office/word/2010/wordml" xmlns:w15="http://schemas.microsoft.com/office/word/2012/wordml" xmlns:w16cid="http://schemas.microsoft.com/office/word/2016/wordml/cid" xmlns:w16se="http://schemas.microsoft.com/office/word/2015/wordml/symex" xmlns:wpg="http://schemas.microsoft.com/office/word/2010/wordprocessingGroup" xmlns:wpi="http://schemas.microsoft.com/office/word/2010/wordprocessingInk" xmlns:wne="http://schemas.microsoft.com/office/word/2006/wordml" xmlns:wps="http://schemas.microsoft.com/office/word/2010/wordprocessingShape" mc:Ignorable="w14 w15 w16se w16cid wp14">
+<w:ftr xmlns:wpc="http://schemas.microsoft.com/office/word/2010/wordprocessingCanvas" xmlns:cx="http://schemas.microsoft.com/office/drawing/2014/chartex" xmlns:cx1="http://schemas.microsoft.com/office/drawing/2015/9/8/chartex" xmlns:cx2="http://schemas.microsoft.com/office/drawing/2015/10/21/chartex" xmlns:cx3="http://schemas.microsoft.com/office/drawing/2016/5/9/chartex" xmlns:cx4="http://schemas.microsoft.com/office/drawing/2016/5/10/chartex" xmlns:cx5="http://schemas.microsoft.com/office/drawing/2016/5/11/chartex" xmlns:cx6="http://schemas.microsoft.com/office/drawing/2016/5/12/chartex" xmlns:cx7="http://schemas.microsoft.com/office/drawing/2016/5/13/chartex" xmlns:cx8="http://schemas.microsoft.com/office/drawing/2016/5/14/chartex" xmlns:mc="http://schemas.openxmlformats.org/markup-compatibility/2006" xmlns:aink="http://schemas.microsoft.com/office/drawing/2016/ink" xmlns:am3d="http://schemas.microsoft.com/office/drawing/2017/model3d" xmlns:o="urn:schemas-microsoft-com:office:office" xmlns:oel="http://schemas.microsoft.com/office/2019/extlst" xmlns:r="http://schemas.openxmlformats.org/officeDocument/2006/relationships" xmlns:m="http://schemas.openxmlformats.org/officeDocument/2006/math" xmlns:v="urn:schemas-microsoft-com:vml" xmlns:wp14="http://schemas.microsoft.com/office/word/2010/wordprocessingDrawing" xmlns:wp="http://schemas.openxmlformats.org/drawingml/2006/wordprocessingDrawing" xmlns:w10="urn:schemas-microsoft-com:office:word" xmlns:w="http://schemas.openxmlformats.org/wordprocessingml/2006/main" xmlns:w14="http://schemas.microsoft.com/office/word/2010/wordml" xmlns:w15="http://schemas.microsoft.com/office/word/2012/wordml" xmlns:w16cex="http://schemas.microsoft.com/office/word/2018/wordml/cex" xmlns:w16cid="http://schemas.microsoft.com/office/word/2016/wordml/cid" xmlns:w16="http://schemas.microsoft.com/office/word/2018/wordml" xmlns:w16du="http://schemas.microsoft.com/office/word/2023/wordml/word16du" xmlns:w16sdtdh="http://schemas.microsoft.com/office/word/2020/wordml/sdtdatahash" xmlns:w16se="http://schemas.microsoft.com/office/word/2015/wordml/symex" xmlns:wpg="http://schemas.microsoft.com/office/word/2010/wordprocessingGroup" xmlns:wpi="http://schemas.microsoft.com/office/word/2010/wordprocessingInk" xmlns:wne="http://schemas.microsoft.com/office/word/2006/wordml" xmlns:wps="http://schemas.microsoft.com/office/word/2010/wordprocessingShape" mc:Ignorable="w14 w15 w16se w16cid w16 w16cex w16sdtdh w16du wp14">
   <w:p>
     <w:pPr>
       <w:tabs>
@@ -3128,18 +3174,8 @@
         <w:i/>
         <w:sz w:val="20"/>
       </w:rPr>
-      <w:t xml:space="preserve">27 Nov </w:t>
+      <w:t>27 Nov 2024</w:t>
     </w:r>
-    <w:r>
-      <w:rPr>
-        <w:rFonts w:ascii="Palatino Linotype"/>
-        <w:i/>
-        <w:sz w:val="20"/>
-      </w:rPr>
-      <w:t>2024</w:t>
-    </w:r>
-    <w:bookmarkStart w:id="0" w:name="_GoBack"/>
-    <w:bookmarkEnd w:id="0"/>
   </w:p>
   <w:p>
     <w:pPr>
@@ -3256,18 +3292,8 @@
 </w:ftr>
 </file>
 
-<file path=word/footer3.xml><?xml version="1.0" encoding="utf-8"?>
-<w:ftr xmlns:wpc="http://schemas.microsoft.com/office/word/2010/wordprocessingCanvas" xmlns:cx="http://schemas.microsoft.com/office/drawing/2014/chartex" xmlns:cx1="http://schemas.microsoft.com/office/drawing/2015/9/8/chartex" xmlns:cx2="http://schemas.microsoft.com/office/drawing/2015/10/21/chartex" xmlns:cx3="http://schemas.microsoft.com/office/drawing/2016/5/9/chartex" xmlns:cx4="http://schemas.microsoft.com/office/drawing/2016/5/10/chartex" xmlns:cx5="http://schemas.microsoft.com/office/drawing/2016/5/11/chartex" xmlns:cx6="http://schemas.microsoft.com/office/drawing/2016/5/12/chartex" xmlns:cx7="http://schemas.microsoft.com/office/drawing/2016/5/13/chartex" xmlns:cx8="http://schemas.microsoft.com/office/drawing/2016/5/14/chartex" xmlns:mc="http://schemas.openxmlformats.org/markup-compatibility/2006" xmlns:aink="http://schemas.microsoft.com/office/drawing/2016/ink" xmlns:am3d="http://schemas.microsoft.com/office/drawing/2017/model3d" xmlns:o="urn:schemas-microsoft-com:office:office" xmlns:r="http://schemas.openxmlformats.org/officeDocument/2006/relationships" xmlns:m="http://schemas.openxmlformats.org/officeDocument/2006/math" xmlns:v="urn:schemas-microsoft-com:vml" xmlns:wp14="http://schemas.microsoft.com/office/word/2010/wordprocessingDrawing" xmlns:wp="http://schemas.openxmlformats.org/drawingml/2006/wordprocessingDrawing" xmlns:w10="urn:schemas-microsoft-com:office:word" xmlns:w="http://schemas.openxmlformats.org/wordprocessingml/2006/main" xmlns:w14="http://schemas.microsoft.com/office/word/2010/wordml" xmlns:w15="http://schemas.microsoft.com/office/word/2012/wordml" xmlns:w16cid="http://schemas.microsoft.com/office/word/2016/wordml/cid" xmlns:w16se="http://schemas.microsoft.com/office/word/2015/wordml/symex" xmlns:wpg="http://schemas.microsoft.com/office/word/2010/wordprocessingGroup" xmlns:wpi="http://schemas.microsoft.com/office/word/2010/wordprocessingInk" xmlns:wne="http://schemas.microsoft.com/office/word/2006/wordml" xmlns:wps="http://schemas.microsoft.com/office/word/2010/wordprocessingShape" mc:Ignorable="w14 w15 w16se w16cid wp14">
-  <w:p>
-    <w:pPr>
-      <w:pStyle w:val="Footer"/>
-    </w:pPr>
-  </w:p>
-</w:ftr>
-</file>
-
 <file path=word/footnotes.xml><?xml version="1.0" encoding="utf-8"?>
-<w:footnotes xmlns:wpc="http://schemas.microsoft.com/office/word/2010/wordprocessingCanvas" xmlns:cx="http://schemas.microsoft.com/office/drawing/2014/chartex" xmlns:cx1="http://schemas.microsoft.com/office/drawing/2015/9/8/chartex" xmlns:cx2="http://schemas.microsoft.com/office/drawing/2015/10/21/chartex" xmlns:cx3="http://schemas.microsoft.com/office/drawing/2016/5/9/chartex" xmlns:cx4="http://schemas.microsoft.com/office/drawing/2016/5/10/chartex" xmlns:cx5="http://schemas.microsoft.com/office/drawing/2016/5/11/chartex" xmlns:cx6="http://schemas.microsoft.com/office/drawing/2016/5/12/chartex" xmlns:cx7="http://schemas.microsoft.com/office/drawing/2016/5/13/chartex" xmlns:cx8="http://schemas.microsoft.com/office/drawing/2016/5/14/chartex" xmlns:mc="http://schemas.openxmlformats.org/markup-compatibility/2006" xmlns:aink="http://schemas.microsoft.com/office/drawing/2016/ink" xmlns:am3d="http://schemas.microsoft.com/office/drawing/2017/model3d" xmlns:o="urn:schemas-microsoft-com:office:office" xmlns:r="http://schemas.openxmlformats.org/officeDocument/2006/relationships" xmlns:m="http://schemas.openxmlformats.org/officeDocument/2006/math" xmlns:v="urn:schemas-microsoft-com:vml" xmlns:wp14="http://schemas.microsoft.com/office/word/2010/wordprocessingDrawing" xmlns:wp="http://schemas.openxmlformats.org/drawingml/2006/wordprocessingDrawing" xmlns:w10="urn:schemas-microsoft-com:office:word" xmlns:w="http://schemas.openxmlformats.org/wordprocessingml/2006/main" xmlns:w14="http://schemas.microsoft.com/office/word/2010/wordml" xmlns:w15="http://schemas.microsoft.com/office/word/2012/wordml" xmlns:w16cid="http://schemas.microsoft.com/office/word/2016/wordml/cid" xmlns:w16se="http://schemas.microsoft.com/office/word/2015/wordml/symex" xmlns:wpg="http://schemas.microsoft.com/office/word/2010/wordprocessingGroup" xmlns:wpi="http://schemas.microsoft.com/office/word/2010/wordprocessingInk" xmlns:wne="http://schemas.microsoft.com/office/word/2006/wordml" xmlns:wps="http://schemas.microsoft.com/office/word/2010/wordprocessingShape" mc:Ignorable="w14 w15 w16se w16cid wp14">
+<w:footnotes xmlns:wpc="http://schemas.microsoft.com/office/word/2010/wordprocessingCanvas" xmlns:cx="http://schemas.microsoft.com/office/drawing/2014/chartex" xmlns:cx1="http://schemas.microsoft.com/office/drawing/2015/9/8/chartex" xmlns:cx2="http://schemas.microsoft.com/office/drawing/2015/10/21/chartex" xmlns:cx3="http://schemas.microsoft.com/office/drawing/2016/5/9/chartex" xmlns:cx4="http://schemas.microsoft.com/office/drawing/2016/5/10/chartex" xmlns:cx5="http://schemas.microsoft.com/office/drawing/2016/5/11/chartex" xmlns:cx6="http://schemas.microsoft.com/office/drawing/2016/5/12/chartex" xmlns:cx7="http://schemas.microsoft.com/office/drawing/2016/5/13/chartex" xmlns:cx8="http://schemas.microsoft.com/office/drawing/2016/5/14/chartex" xmlns:mc="http://schemas.openxmlformats.org/markup-compatibility/2006" xmlns:aink="http://schemas.microsoft.com/office/drawing/2016/ink" xmlns:am3d="http://schemas.microsoft.com/office/drawing/2017/model3d" xmlns:o="urn:schemas-microsoft-com:office:office" xmlns:oel="http://schemas.microsoft.com/office/2019/extlst" xmlns:r="http://schemas.openxmlformats.org/officeDocument/2006/relationships" xmlns:m="http://schemas.openxmlformats.org/officeDocument/2006/math" xmlns:v="urn:schemas-microsoft-com:vml" xmlns:wp14="http://schemas.microsoft.com/office/word/2010/wordprocessingDrawing" xmlns:wp="http://schemas.openxmlformats.org/drawingml/2006/wordprocessingDrawing" xmlns:w10="urn:schemas-microsoft-com:office:word" xmlns:w="http://schemas.openxmlformats.org/wordprocessingml/2006/main" xmlns:w14="http://schemas.microsoft.com/office/word/2010/wordml" xmlns:w15="http://schemas.microsoft.com/office/word/2012/wordml" xmlns:w16cex="http://schemas.microsoft.com/office/word/2018/wordml/cex" xmlns:w16cid="http://schemas.microsoft.com/office/word/2016/wordml/cid" xmlns:w16="http://schemas.microsoft.com/office/word/2018/wordml" xmlns:w16du="http://schemas.microsoft.com/office/word/2023/wordml/word16du" xmlns:w16sdtdh="http://schemas.microsoft.com/office/word/2020/wordml/sdtdatahash" xmlns:w16se="http://schemas.microsoft.com/office/word/2015/wordml/symex" xmlns:wpg="http://schemas.microsoft.com/office/word/2010/wordprocessingGroup" xmlns:wpi="http://schemas.microsoft.com/office/word/2010/wordprocessingInk" xmlns:wne="http://schemas.microsoft.com/office/word/2006/wordml" xmlns:wps="http://schemas.microsoft.com/office/word/2010/wordprocessingShape" mc:Ignorable="w14 w15 w16se w16cid w16 w16cex w16sdtdh w16du wp14">
   <w:footnote w:type="separator" w:id="-1">
     <w:p>
       <w:r>
@@ -3286,17 +3312,7 @@
 </file>
 
 <file path=word/header1.xml><?xml version="1.0" encoding="utf-8"?>
-<w:hdr xmlns:wpc="http://schemas.microsoft.com/office/word/2010/wordprocessingCanvas" xmlns:cx="http://schemas.microsoft.com/office/drawing/2014/chartex" xmlns:cx1="http://schemas.microsoft.com/office/drawing/2015/9/8/chartex" xmlns:cx2="http://schemas.microsoft.com/office/drawing/2015/10/21/chartex" xmlns:cx3="http://schemas.microsoft.com/office/drawing/2016/5/9/chartex" xmlns:cx4="http://schemas.microsoft.com/office/drawing/2016/5/10/chartex" xmlns:cx5="http://schemas.microsoft.com/office/drawing/2016/5/11/chartex" xmlns:cx6="http://schemas.microsoft.com/office/drawing/2016/5/12/chartex" xmlns:cx7="http://schemas.microsoft.com/office/drawing/2016/5/13/chartex" xmlns:cx8="http://schemas.microsoft.com/office/drawing/2016/5/14/chartex" xmlns:mc="http://schemas.openxmlformats.org/markup-compatibility/2006" xmlns:aink="http://schemas.microsoft.com/office/drawing/2016/ink" xmlns:am3d="http://schemas.microsoft.com/office/drawing/2017/model3d" xmlns:o="urn:schemas-microsoft-com:office:office" xmlns:r="http://schemas.openxmlformats.org/officeDocument/2006/relationships" xmlns:m="http://schemas.openxmlformats.org/officeDocument/2006/math" xmlns:v="urn:schemas-microsoft-com:vml" xmlns:wp14="http://schemas.microsoft.com/office/word/2010/wordprocessingDrawing" xmlns:wp="http://schemas.openxmlformats.org/drawingml/2006/wordprocessingDrawing" xmlns:w10="urn:schemas-microsoft-com:office:word" xmlns:w="http://schemas.openxmlformats.org/wordprocessingml/2006/main" xmlns:w14="http://schemas.microsoft.com/office/word/2010/wordml" xmlns:w15="http://schemas.microsoft.com/office/word/2012/wordml" xmlns:w16cid="http://schemas.microsoft.com/office/word/2016/wordml/cid" xmlns:w16se="http://schemas.microsoft.com/office/word/2015/wordml/symex" xmlns:wpg="http://schemas.microsoft.com/office/word/2010/wordprocessingGroup" xmlns:wpi="http://schemas.microsoft.com/office/word/2010/wordprocessingInk" xmlns:wne="http://schemas.microsoft.com/office/word/2006/wordml" xmlns:wps="http://schemas.microsoft.com/office/word/2010/wordprocessingShape" mc:Ignorable="w14 w15 w16se w16cid wp14">
-  <w:p>
-    <w:pPr>
-      <w:pStyle w:val="Header"/>
-    </w:pPr>
-  </w:p>
-</w:hdr>
-</file>
-
-<file path=word/header2.xml><?xml version="1.0" encoding="utf-8"?>
-<w:hdr xmlns:wpc="http://schemas.microsoft.com/office/word/2010/wordprocessingCanvas" xmlns:cx="http://schemas.microsoft.com/office/drawing/2014/chartex" xmlns:cx1="http://schemas.microsoft.com/office/drawing/2015/9/8/chartex" xmlns:cx2="http://schemas.microsoft.com/office/drawing/2015/10/21/chartex" xmlns:cx3="http://schemas.microsoft.com/office/drawing/2016/5/9/chartex" xmlns:cx4="http://schemas.microsoft.com/office/drawing/2016/5/10/chartex" xmlns:cx5="http://schemas.microsoft.com/office/drawing/2016/5/11/chartex" xmlns:cx6="http://schemas.microsoft.com/office/drawing/2016/5/12/chartex" xmlns:cx7="http://schemas.microsoft.com/office/drawing/2016/5/13/chartex" xmlns:cx8="http://schemas.microsoft.com/office/drawing/2016/5/14/chartex" xmlns:mc="http://schemas.openxmlformats.org/markup-compatibility/2006" xmlns:aink="http://schemas.microsoft.com/office/drawing/2016/ink" xmlns:am3d="http://schemas.microsoft.com/office/drawing/2017/model3d" xmlns:o="urn:schemas-microsoft-com:office:office" xmlns:r="http://schemas.openxmlformats.org/officeDocument/2006/relationships" xmlns:m="http://schemas.openxmlformats.org/officeDocument/2006/math" xmlns:v="urn:schemas-microsoft-com:vml" xmlns:wp14="http://schemas.microsoft.com/office/word/2010/wordprocessingDrawing" xmlns:wp="http://schemas.openxmlformats.org/drawingml/2006/wordprocessingDrawing" xmlns:w10="urn:schemas-microsoft-com:office:word" xmlns:w="http://schemas.openxmlformats.org/wordprocessingml/2006/main" xmlns:w14="http://schemas.microsoft.com/office/word/2010/wordml" xmlns:w15="http://schemas.microsoft.com/office/word/2012/wordml" xmlns:w16cid="http://schemas.microsoft.com/office/word/2016/wordml/cid" xmlns:w16se="http://schemas.microsoft.com/office/word/2015/wordml/symex" xmlns:wpg="http://schemas.microsoft.com/office/word/2010/wordprocessingGroup" xmlns:wpi="http://schemas.microsoft.com/office/word/2010/wordprocessingInk" xmlns:wne="http://schemas.microsoft.com/office/word/2006/wordml" xmlns:wps="http://schemas.microsoft.com/office/word/2010/wordprocessingShape" mc:Ignorable="w14 w15 w16se w16cid wp14">
+<w:hdr xmlns:wpc="http://schemas.microsoft.com/office/word/2010/wordprocessingCanvas" xmlns:cx="http://schemas.microsoft.com/office/drawing/2014/chartex" xmlns:cx1="http://schemas.microsoft.com/office/drawing/2015/9/8/chartex" xmlns:cx2="http://schemas.microsoft.com/office/drawing/2015/10/21/chartex" xmlns:cx3="http://schemas.microsoft.com/office/drawing/2016/5/9/chartex" xmlns:cx4="http://schemas.microsoft.com/office/drawing/2016/5/10/chartex" xmlns:cx5="http://schemas.microsoft.com/office/drawing/2016/5/11/chartex" xmlns:cx6="http://schemas.microsoft.com/office/drawing/2016/5/12/chartex" xmlns:cx7="http://schemas.microsoft.com/office/drawing/2016/5/13/chartex" xmlns:cx8="http://schemas.microsoft.com/office/drawing/2016/5/14/chartex" xmlns:mc="http://schemas.openxmlformats.org/markup-compatibility/2006" xmlns:aink="http://schemas.microsoft.com/office/drawing/2016/ink" xmlns:am3d="http://schemas.microsoft.com/office/drawing/2017/model3d" xmlns:o="urn:schemas-microsoft-com:office:office" xmlns:oel="http://schemas.microsoft.com/office/2019/extlst" xmlns:r="http://schemas.openxmlformats.org/officeDocument/2006/relationships" xmlns:m="http://schemas.openxmlformats.org/officeDocument/2006/math" xmlns:v="urn:schemas-microsoft-com:vml" xmlns:wp14="http://schemas.microsoft.com/office/word/2010/wordprocessingDrawing" xmlns:wp="http://schemas.openxmlformats.org/drawingml/2006/wordprocessingDrawing" xmlns:w10="urn:schemas-microsoft-com:office:word" xmlns:w="http://schemas.openxmlformats.org/wordprocessingml/2006/main" xmlns:w14="http://schemas.microsoft.com/office/word/2010/wordml" xmlns:w15="http://schemas.microsoft.com/office/word/2012/wordml" xmlns:w16cex="http://schemas.microsoft.com/office/word/2018/wordml/cex" xmlns:w16cid="http://schemas.microsoft.com/office/word/2016/wordml/cid" xmlns:w16="http://schemas.microsoft.com/office/word/2018/wordml" xmlns:w16du="http://schemas.microsoft.com/office/word/2023/wordml/word16du" xmlns:w16sdtdh="http://schemas.microsoft.com/office/word/2020/wordml/sdtdatahash" xmlns:w16se="http://schemas.microsoft.com/office/word/2015/wordml/symex" xmlns:wpg="http://schemas.microsoft.com/office/word/2010/wordprocessingGroup" xmlns:wpi="http://schemas.microsoft.com/office/word/2010/wordprocessingInk" xmlns:wne="http://schemas.microsoft.com/office/word/2006/wordml" xmlns:wps="http://schemas.microsoft.com/office/word/2010/wordprocessingShape" mc:Ignorable="w14 w15 w16se w16cid w16 w16cex w16sdtdh w16du wp14">
   <w:p>
     <w:pPr>
       <w:pStyle w:val="Title"/>
@@ -3337,18 +3353,8 @@
 </w:hdr>
 </file>
 
-<file path=word/header3.xml><?xml version="1.0" encoding="utf-8"?>
-<w:hdr xmlns:wpc="http://schemas.microsoft.com/office/word/2010/wordprocessingCanvas" xmlns:cx="http://schemas.microsoft.com/office/drawing/2014/chartex" xmlns:cx1="http://schemas.microsoft.com/office/drawing/2015/9/8/chartex" xmlns:cx2="http://schemas.microsoft.com/office/drawing/2015/10/21/chartex" xmlns:cx3="http://schemas.microsoft.com/office/drawing/2016/5/9/chartex" xmlns:cx4="http://schemas.microsoft.com/office/drawing/2016/5/10/chartex" xmlns:cx5="http://schemas.microsoft.com/office/drawing/2016/5/11/chartex" xmlns:cx6="http://schemas.microsoft.com/office/drawing/2016/5/12/chartex" xmlns:cx7="http://schemas.microsoft.com/office/drawing/2016/5/13/chartex" xmlns:cx8="http://schemas.microsoft.com/office/drawing/2016/5/14/chartex" xmlns:mc="http://schemas.openxmlformats.org/markup-compatibility/2006" xmlns:aink="http://schemas.microsoft.com/office/drawing/2016/ink" xmlns:am3d="http://schemas.microsoft.com/office/drawing/2017/model3d" xmlns:o="urn:schemas-microsoft-com:office:office" xmlns:r="http://schemas.openxmlformats.org/officeDocument/2006/relationships" xmlns:m="http://schemas.openxmlformats.org/officeDocument/2006/math" xmlns:v="urn:schemas-microsoft-com:vml" xmlns:wp14="http://schemas.microsoft.com/office/word/2010/wordprocessingDrawing" xmlns:wp="http://schemas.openxmlformats.org/drawingml/2006/wordprocessingDrawing" xmlns:w10="urn:schemas-microsoft-com:office:word" xmlns:w="http://schemas.openxmlformats.org/wordprocessingml/2006/main" xmlns:w14="http://schemas.microsoft.com/office/word/2010/wordml" xmlns:w15="http://schemas.microsoft.com/office/word/2012/wordml" xmlns:w16cid="http://schemas.microsoft.com/office/word/2016/wordml/cid" xmlns:w16se="http://schemas.microsoft.com/office/word/2015/wordml/symex" xmlns:wpg="http://schemas.microsoft.com/office/word/2010/wordprocessingGroup" xmlns:wpi="http://schemas.microsoft.com/office/word/2010/wordprocessingInk" xmlns:wne="http://schemas.microsoft.com/office/word/2006/wordml" xmlns:wps="http://schemas.microsoft.com/office/word/2010/wordprocessingShape" mc:Ignorable="w14 w15 w16se w16cid wp14">
-  <w:p>
-    <w:pPr>
-      <w:pStyle w:val="Header"/>
-    </w:pPr>
-  </w:p>
-</w:hdr>
-</file>
-
 <file path=word/styles.xml><?xml version="1.0" encoding="utf-8"?>
-<w:styles xmlns:mc="http://schemas.openxmlformats.org/markup-compatibility/2006" xmlns:r="http://schemas.openxmlformats.org/officeDocument/2006/relationships" xmlns:w="http://schemas.openxmlformats.org/wordprocessingml/2006/main" xmlns:w14="http://schemas.microsoft.com/office/word/2010/wordml" xmlns:w15="http://schemas.microsoft.com/office/word/2012/wordml" xmlns:w16cid="http://schemas.microsoft.com/office/word/2016/wordml/cid" xmlns:w16se="http://schemas.microsoft.com/office/word/2015/wordml/symex" mc:Ignorable="w14 w15 w16se w16cid">
+<w:styles xmlns:mc="http://schemas.openxmlformats.org/markup-compatibility/2006" xmlns:r="http://schemas.openxmlformats.org/officeDocument/2006/relationships" xmlns:w="http://schemas.openxmlformats.org/wordprocessingml/2006/main" xmlns:w14="http://schemas.microsoft.com/office/word/2010/wordml" xmlns:w15="http://schemas.microsoft.com/office/word/2012/wordml" xmlns:w16cex="http://schemas.microsoft.com/office/word/2018/wordml/cex" xmlns:w16cid="http://schemas.microsoft.com/office/word/2016/wordml/cid" xmlns:w16="http://schemas.microsoft.com/office/word/2018/wordml" xmlns:w16du="http://schemas.microsoft.com/office/word/2023/wordml/word16du" xmlns:w16sdtdh="http://schemas.microsoft.com/office/word/2020/wordml/sdtdatahash" xmlns:w16se="http://schemas.microsoft.com/office/word/2015/wordml/symex" mc:Ignorable="w14 w15 w16se w16cid w16 w16cex w16sdtdh w16du">
   <w:docDefaults>
     <w:rPrDefault>
       <w:rPr>
@@ -3366,7 +3372,7 @@
       </w:pPr>
     </w:pPrDefault>
   </w:docDefaults>
-  <w:latentStyles w:defLockedState="0" w:defUIPriority="99" w:defSemiHidden="0" w:defUnhideWhenUsed="0" w:defQFormat="0" w:count="375">
+  <w:latentStyles w:defLockedState="0" w:defUIPriority="99" w:defSemiHidden="0" w:defUnhideWhenUsed="0" w:defQFormat="0" w:count="376">
     <w:lsdException w:name="Normal" w:uiPriority="0" w:qFormat="1"/>
     <w:lsdException w:name="heading 1" w:uiPriority="9" w:qFormat="1"/>
     <w:lsdException w:name="heading 2" w:semiHidden="1" w:uiPriority="9" w:unhideWhenUsed="1" w:qFormat="1"/>
@@ -3742,6 +3748,7 @@
     <w:lsdException w:name="Smart Hyperlink" w:semiHidden="1" w:unhideWhenUsed="1"/>
     <w:lsdException w:name="Hashtag" w:semiHidden="1" w:unhideWhenUsed="1"/>
     <w:lsdException w:name="Unresolved Mention" w:semiHidden="1" w:unhideWhenUsed="1"/>
+    <w:lsdException w:name="Smart Link" w:semiHidden="1" w:unhideWhenUsed="1"/>
   </w:latentStyles>
   <w:style w:type="paragraph" w:default="1" w:styleId="Normal">
     <w:name w:val="Normal"/>
@@ -3866,6 +3873,29 @@
     <w:rsid w:val="00782DE4"/>
     <w:rPr>
       <w:rFonts w:ascii="Times New Roman" w:eastAsia="Times New Roman" w:hAnsi="Times New Roman" w:cs="Times New Roman"/>
+    </w:rPr>
+  </w:style>
+  <w:style w:type="character" w:styleId="Hyperlink">
+    <w:name w:val="Hyperlink"/>
+    <w:basedOn w:val="DefaultParagraphFont"/>
+    <w:uiPriority w:val="99"/>
+    <w:unhideWhenUsed/>
+    <w:rsid w:val="003231CF"/>
+    <w:rPr>
+      <w:color w:val="0000FF" w:themeColor="hyperlink"/>
+      <w:u w:val="single"/>
+    </w:rPr>
+  </w:style>
+  <w:style w:type="character" w:styleId="UnresolvedMention">
+    <w:name w:val="Unresolved Mention"/>
+    <w:basedOn w:val="DefaultParagraphFont"/>
+    <w:uiPriority w:val="99"/>
+    <w:semiHidden/>
+    <w:unhideWhenUsed/>
+    <w:rsid w:val="003231CF"/>
+    <w:rPr>
+      <w:color w:val="605E5C"/>
+      <w:shd w:val="clear" w:color="auto" w:fill="E1DFDD"/>
     </w:rPr>
   </w:style>
 </w:styles>
